--- a/Skill/WSL Installation 24-08.docx
+++ b/Skill/WSL Installation 24-08.docx
@@ -440,6 +440,9 @@
     </w:p>
     <w:p>
       <w:r>
+        <w:rPr>
+          <w:noProof/>
+        </w:rPr>
         <w:lastRenderedPageBreak/>
         <w:drawing>
           <wp:inline distT="0" distB="0" distL="0" distR="0" wp14:anchorId="10C49E2B" wp14:editId="4002F9AD">
@@ -498,159 +501,118 @@
         </w:rPr>
         <w:t xml:space="preserve"> </w:t>
       </w:r>
-      <w:r>
-        <w:rPr>
-          <w:b/>
-          <w:bCs/>
+    </w:p>
+    <w:p>
+      <w:pPr>
+        <w:rPr>
           <w:noProof/>
         </w:rPr>
-        <w:drawing>
-          <wp:inline distT="0" distB="0" distL="0" distR="0" wp14:anchorId="397F79C5" wp14:editId="7D85F966">
-            <wp:extent cx="5731510" cy="3738245"/>
-            <wp:effectExtent l="0" t="0" r="2540" b="0"/>
-            <wp:docPr id="954511052" name="Picture 1"/>
-            <wp:cNvGraphicFramePr>
-              <a:graphicFrameLocks xmlns:a="http://schemas.openxmlformats.org/drawingml/2006/main" noChangeAspect="1"/>
-            </wp:cNvGraphicFramePr>
-            <a:graphic xmlns:a="http://schemas.openxmlformats.org/drawingml/2006/main">
-              <a:graphicData uri="http://schemas.openxmlformats.org/drawingml/2006/picture">
-                <pic:pic xmlns:pic="http://schemas.openxmlformats.org/drawingml/2006/picture">
-                  <pic:nvPicPr>
-                    <pic:cNvPr id="954511052" name=""/>
-                    <pic:cNvPicPr/>
-                  </pic:nvPicPr>
-                  <pic:blipFill>
-                    <a:blip r:embed="rId10"/>
-                    <a:stretch>
-                      <a:fillRect/>
-                    </a:stretch>
-                  </pic:blipFill>
-                  <pic:spPr>
-                    <a:xfrm>
-                      <a:off x="0" y="0"/>
-                      <a:ext cx="5731510" cy="3738245"/>
-                    </a:xfrm>
-                    <a:prstGeom prst="rect">
-                      <a:avLst/>
-                    </a:prstGeom>
-                  </pic:spPr>
-                </pic:pic>
-              </a:graphicData>
-            </a:graphic>
-          </wp:inline>
-        </w:drawing>
-      </w:r>
-    </w:p>
-    <w:p>
-      <w:pPr>
-        <w:rPr>
+      </w:pPr>
+    </w:p>
+    <w:p>
+      <w:pPr>
+        <w:rPr>
+          <w:b/>
+          <w:bCs/>
+        </w:rPr>
+      </w:pPr>
+      <w:r>
+        <w:rPr>
+          <w:b/>
+          <w:bCs/>
+        </w:rPr>
+        <w:t>Step 8: Verify the Installation</w:t>
+      </w:r>
+    </w:p>
+    <w:p>
+      <w:pPr>
+        <w:rPr>
+          <w:b/>
+          <w:bCs/>
+        </w:rPr>
+      </w:pPr>
+    </w:p>
+    <w:p>
+      <w:pPr>
+        <w:rPr>
+          <w:b/>
+          <w:bCs/>
+        </w:rPr>
+      </w:pPr>
+      <w:r>
+        <w:rPr>
+          <w:b/>
+          <w:bCs/>
+        </w:rPr>
+        <w:t>Step 9: Create Your C Program</w:t>
+      </w:r>
+    </w:p>
+    <w:p>
+      <w:pPr>
+        <w:rPr>
+          <w:b/>
+          <w:bCs/>
+        </w:rPr>
+      </w:pPr>
+    </w:p>
+    <w:p>
+      <w:pPr>
+        <w:rPr>
+          <w:b/>
+          <w:bCs/>
+        </w:rPr>
+      </w:pPr>
+      <w:r>
+        <w:rPr>
+          <w:b/>
+          <w:bCs/>
+        </w:rPr>
+        <w:t xml:space="preserve">Example: </w:t>
+      </w:r>
+      <w:r>
+        <w:rPr>
+          <w:b/>
+          <w:bCs/>
+        </w:rPr>
+        <w:t xml:space="preserve">nano </w:t>
+      </w:r>
+      <w:proofErr w:type="spellStart"/>
+      <w:r>
+        <w:rPr>
+          <w:b/>
+          <w:bCs/>
+        </w:rPr>
+        <w:t>process.c</w:t>
+      </w:r>
+      <w:proofErr w:type="spellEnd"/>
+    </w:p>
+    <w:p>
+      <w:pPr>
+        <w:rPr>
+          <w:b/>
+          <w:bCs/>
+        </w:rPr>
+      </w:pPr>
+      <w:r>
+        <w:rPr>
+          <w:b/>
+          <w:bCs/>
+        </w:rPr>
+        <w:t>Step 10: Compile the Program</w:t>
+      </w:r>
+    </w:p>
+    <w:p>
+      <w:pPr>
+        <w:rPr>
+          <w:b/>
+          <w:bCs/>
+        </w:rPr>
+      </w:pPr>
+      <w:r>
+        <w:rPr>
+          <w:b/>
+          <w:bCs/>
           <w:noProof/>
-        </w:rPr>
-      </w:pPr>
-    </w:p>
-    <w:p>
-      <w:pPr>
-        <w:rPr>
-          <w:b/>
-          <w:bCs/>
-        </w:rPr>
-      </w:pPr>
-      <w:r>
-        <w:rPr>
-          <w:b/>
-          <w:bCs/>
-        </w:rPr>
-        <w:t>Step 8: Verify the Installation</w:t>
-      </w:r>
-    </w:p>
-    <w:p>
-      <w:pPr>
-        <w:rPr>
-          <w:b/>
-          <w:bCs/>
-        </w:rPr>
-      </w:pPr>
-    </w:p>
-    <w:p>
-      <w:pPr>
-        <w:rPr>
-          <w:b/>
-          <w:bCs/>
-        </w:rPr>
-      </w:pPr>
-      <w:r>
-        <w:rPr>
-          <w:b/>
-          <w:bCs/>
-        </w:rPr>
-        <w:t>Step 9: Create Your C Program</w:t>
-      </w:r>
-    </w:p>
-    <w:p>
-      <w:pPr>
-        <w:rPr>
-          <w:b/>
-          <w:bCs/>
-        </w:rPr>
-      </w:pPr>
-    </w:p>
-    <w:p>
-      <w:pPr>
-        <w:rPr>
-          <w:b/>
-          <w:bCs/>
-        </w:rPr>
-      </w:pPr>
-      <w:r>
-        <w:rPr>
-          <w:b/>
-          <w:bCs/>
-        </w:rPr>
-        <w:t xml:space="preserve">Example: </w:t>
-      </w:r>
-      <w:r>
-        <w:rPr>
-          <w:b/>
-          <w:bCs/>
-        </w:rPr>
-        <w:t xml:space="preserve">nano </w:t>
-      </w:r>
-      <w:proofErr w:type="spellStart"/>
-      <w:r>
-        <w:rPr>
-          <w:b/>
-          <w:bCs/>
-        </w:rPr>
-        <w:t>process.c</w:t>
-      </w:r>
-      <w:proofErr w:type="spellEnd"/>
-    </w:p>
-    <w:p>
-      <w:pPr>
-        <w:rPr>
-          <w:b/>
-          <w:bCs/>
-        </w:rPr>
-      </w:pPr>
-      <w:r>
-        <w:rPr>
-          <w:b/>
-          <w:bCs/>
-        </w:rPr>
-        <w:t>Step 10: Compile the Program</w:t>
-      </w:r>
-    </w:p>
-    <w:p>
-      <w:pPr>
-        <w:rPr>
-          <w:b/>
-          <w:bCs/>
-        </w:rPr>
-      </w:pPr>
-      <w:r>
-        <w:rPr>
-          <w:b/>
-          <w:bCs/>
         </w:rPr>
         <w:drawing>
           <wp:inline distT="0" distB="0" distL="0" distR="0" wp14:anchorId="54254B30" wp14:editId="35C24A0D">
@@ -668,7 +630,7 @@
                     <pic:cNvPicPr/>
                   </pic:nvPicPr>
                   <pic:blipFill>
-                    <a:blip r:embed="rId11"/>
+                    <a:blip r:embed="rId10"/>
                     <a:stretch>
                       <a:fillRect/>
                     </a:stretch>
